--- a/docs/developpement/phases/word/PHASE_50_COMPTEUR_DE_CONSOMMATION_DE_LIA_DANS_LE_BACK_OFFICE.docx
+++ b/docs/developpement/phases/word/PHASE_50_COMPTEUR_DE_CONSOMMATION_DE_LIA_DANS_LE_BACK_OFFICE.docx
@@ -20,7 +20,7 @@
       <w:r>
         <w:t xml:space="preserve">FlaiX Expert · dossier de développement · généré le 2026-10-19 depuis le dépôt </w:t>
       </w:r>
-      <w:hyperlink w:history="1" r:id="rIdi4rrxycfp1s-aqt1s6a9z">
+      <w:hyperlink w:history="1" r:id="rId3uc-fesxc2w0zxwqfikuf">
         <w:r>
           <w:rPr>
             <w:rStyle w:val="Hyperlink"/>
@@ -445,7 +445,7 @@
           <w:numId w:val="2"/>
         </w:numPr>
       </w:pPr>
-      <w:hyperlink w:history="1" r:id="rId9pclc0wcrthv7ilsdeurt">
+      <w:hyperlink w:history="1" r:id="rId4ial8szdp1ot365cgeixc">
         <w:r>
           <w:rPr>
             <w:rStyle w:val="Hyperlink"/>
@@ -493,7 +493,7 @@
       <w:r>
         <w:t xml:space="preserve"> — créé — </w:t>
       </w:r>
-      <w:hyperlink w:history="1" r:id="rIdzqymo0kqbxi3mr1qpjps1">
+      <w:hyperlink w:history="1" r:id="rIdojym6mcdjs0g8rwklfr0u">
         <w:r>
           <w:rPr>
             <w:rStyle w:val="Hyperlink"/>
@@ -530,7 +530,7 @@
       <w:r>
         <w:t xml:space="preserve"> — modifié — </w:t>
       </w:r>
-      <w:hyperlink w:history="1" r:id="rIdoeuqnfbzzubsqyzd_yy5z">
+      <w:hyperlink w:history="1" r:id="rIdvcvfdfm_bexdrngm47ipb">
         <w:r>
           <w:rPr>
             <w:rStyle w:val="Hyperlink"/>
@@ -559,7 +559,7 @@
       <w:r>
         <w:t xml:space="preserve"> — modifié — </w:t>
       </w:r>
-      <w:hyperlink w:history="1" r:id="rIdlr-mxeakiqx7s9oux1bib">
+      <w:hyperlink w:history="1" r:id="rId5fxudjzxun_69nsqijohk">
         <w:r>
           <w:rPr>
             <w:rStyle w:val="Hyperlink"/>
@@ -596,7 +596,7 @@
       <w:r>
         <w:t xml:space="preserve"> — modifié — </w:t>
       </w:r>
-      <w:hyperlink w:history="1" r:id="rIda9oyziisdey_0nww_p-3g">
+      <w:hyperlink w:history="1" r:id="rId1bfewwgtqg4iokqdiov0c">
         <w:r>
           <w:rPr>
             <w:rStyle w:val="Hyperlink"/>
@@ -633,7 +633,7 @@
       <w:r>
         <w:t xml:space="preserve"> — modifié — </w:t>
       </w:r>
-      <w:hyperlink w:history="1" r:id="rIds3vo7zp8qf58mi6p-41d8">
+      <w:hyperlink w:history="1" r:id="rId66qp0vqykq5frjvimskta">
         <w:r>
           <w:rPr>
             <w:rStyle w:val="Hyperlink"/>
@@ -662,7 +662,7 @@
       <w:r>
         <w:t xml:space="preserve"> — modifié — </w:t>
       </w:r>
-      <w:hyperlink w:history="1" r:id="rIdygzqsdlckxj1gmvoj7cb5">
+      <w:hyperlink w:history="1" r:id="rId0eylemejdu4rrkbkgjahl">
         <w:r>
           <w:rPr>
             <w:rStyle w:val="Hyperlink"/>
@@ -691,7 +691,7 @@
       <w:r>
         <w:t xml:space="preserve"> — modifié — </w:t>
       </w:r>
-      <w:hyperlink w:history="1" r:id="rIdnzhouboopzqdvlpianioy">
+      <w:hyperlink w:history="1" r:id="rIdgblbomm9klqzdw__wb6ui">
         <w:r>
           <w:rPr>
             <w:rStyle w:val="Hyperlink"/>
@@ -728,7 +728,7 @@
       <w:r>
         <w:t xml:space="preserve"> — modifié — </w:t>
       </w:r>
-      <w:hyperlink w:history="1" r:id="rIdkf91skrxeyptcpwth73dn">
+      <w:hyperlink w:history="1" r:id="rId0symu8n_pvzci_-lxaqup">
         <w:r>
           <w:rPr>
             <w:rStyle w:val="Hyperlink"/>

--- a/docs/developpement/phases/word/PHASE_50_COMPTEUR_DE_CONSOMMATION_DE_LIA_DANS_LE_BACK_OFFICE.docx
+++ b/docs/developpement/phases/word/PHASE_50_COMPTEUR_DE_CONSOMMATION_DE_LIA_DANS_LE_BACK_OFFICE.docx
@@ -20,7 +20,7 @@
       <w:r>
         <w:t xml:space="preserve">FlaiX Expert · dossier de développement · généré le 2026-10-19 depuis le dépôt </w:t>
       </w:r>
-      <w:hyperlink w:history="1" r:id="rId3uc-fesxc2w0zxwqfikuf">
+      <w:hyperlink w:history="1" r:id="rIdqkz1ubydideaqcfvpszle">
         <w:r>
           <w:rPr>
             <w:rStyle w:val="Hyperlink"/>
@@ -445,7 +445,7 @@
           <w:numId w:val="2"/>
         </w:numPr>
       </w:pPr>
-      <w:hyperlink w:history="1" r:id="rId4ial8szdp1ot365cgeixc">
+      <w:hyperlink w:history="1" r:id="rId_ha7sxgfzrzohsr4rkws6">
         <w:r>
           <w:rPr>
             <w:rStyle w:val="Hyperlink"/>
@@ -493,7 +493,7 @@
       <w:r>
         <w:t xml:space="preserve"> — créé — </w:t>
       </w:r>
-      <w:hyperlink w:history="1" r:id="rIdojym6mcdjs0g8rwklfr0u">
+      <w:hyperlink w:history="1" r:id="rId7mjb37sp5x0sjybpzmycr">
         <w:r>
           <w:rPr>
             <w:rStyle w:val="Hyperlink"/>
@@ -530,7 +530,7 @@
       <w:r>
         <w:t xml:space="preserve"> — modifié — </w:t>
       </w:r>
-      <w:hyperlink w:history="1" r:id="rIdvcvfdfm_bexdrngm47ipb">
+      <w:hyperlink w:history="1" r:id="rIdqllduv5_5ismrixwlqo7v">
         <w:r>
           <w:rPr>
             <w:rStyle w:val="Hyperlink"/>
@@ -559,7 +559,7 @@
       <w:r>
         <w:t xml:space="preserve"> — modifié — </w:t>
       </w:r>
-      <w:hyperlink w:history="1" r:id="rId5fxudjzxun_69nsqijohk">
+      <w:hyperlink w:history="1" r:id="rIdf3prqwpt5gnhrell-4mtr">
         <w:r>
           <w:rPr>
             <w:rStyle w:val="Hyperlink"/>
@@ -596,7 +596,7 @@
       <w:r>
         <w:t xml:space="preserve"> — modifié — </w:t>
       </w:r>
-      <w:hyperlink w:history="1" r:id="rId1bfewwgtqg4iokqdiov0c">
+      <w:hyperlink w:history="1" r:id="rIdeltyghcjebnw-kie8hene">
         <w:r>
           <w:rPr>
             <w:rStyle w:val="Hyperlink"/>
@@ -633,7 +633,7 @@
       <w:r>
         <w:t xml:space="preserve"> — modifié — </w:t>
       </w:r>
-      <w:hyperlink w:history="1" r:id="rId66qp0vqykq5frjvimskta">
+      <w:hyperlink w:history="1" r:id="rId3kavjajgmzclkjbe2m3ej">
         <w:r>
           <w:rPr>
             <w:rStyle w:val="Hyperlink"/>
@@ -662,7 +662,7 @@
       <w:r>
         <w:t xml:space="preserve"> — modifié — </w:t>
       </w:r>
-      <w:hyperlink w:history="1" r:id="rId0eylemejdu4rrkbkgjahl">
+      <w:hyperlink w:history="1" r:id="rIdek1ggwx4wfitkem4vhoah">
         <w:r>
           <w:rPr>
             <w:rStyle w:val="Hyperlink"/>
@@ -691,7 +691,7 @@
       <w:r>
         <w:t xml:space="preserve"> — modifié — </w:t>
       </w:r>
-      <w:hyperlink w:history="1" r:id="rIdgblbomm9klqzdw__wb6ui">
+      <w:hyperlink w:history="1" r:id="rId_7ij_uuec7rdap5usdbri">
         <w:r>
           <w:rPr>
             <w:rStyle w:val="Hyperlink"/>
@@ -728,7 +728,7 @@
       <w:r>
         <w:t xml:space="preserve"> — modifié — </w:t>
       </w:r>
-      <w:hyperlink w:history="1" r:id="rId0symu8n_pvzci_-lxaqup">
+      <w:hyperlink w:history="1" r:id="rId2_blm9i1jh65ig-znmfcj">
         <w:r>
           <w:rPr>
             <w:rStyle w:val="Hyperlink"/>

--- a/docs/developpement/phases/word/PHASE_50_COMPTEUR_DE_CONSOMMATION_DE_LIA_DANS_LE_BACK_OFFICE.docx
+++ b/docs/developpement/phases/word/PHASE_50_COMPTEUR_DE_CONSOMMATION_DE_LIA_DANS_LE_BACK_OFFICE.docx
@@ -20,7 +20,7 @@
       <w:r>
         <w:t xml:space="preserve">FlaiX Expert · dossier de développement · généré le 2026-10-19 depuis le dépôt </w:t>
       </w:r>
-      <w:hyperlink w:history="1" r:id="rIdqkz1ubydideaqcfvpszle">
+      <w:hyperlink w:history="1" r:id="rIdusqclx4rijtut7c6jal3y">
         <w:r>
           <w:rPr>
             <w:rStyle w:val="Hyperlink"/>
@@ -445,7 +445,7 @@
           <w:numId w:val="2"/>
         </w:numPr>
       </w:pPr>
-      <w:hyperlink w:history="1" r:id="rId_ha7sxgfzrzohsr4rkws6">
+      <w:hyperlink w:history="1" r:id="rIdskqc25rxz85-qkeevgket">
         <w:r>
           <w:rPr>
             <w:rStyle w:val="Hyperlink"/>
@@ -493,7 +493,7 @@
       <w:r>
         <w:t xml:space="preserve"> — créé — </w:t>
       </w:r>
-      <w:hyperlink w:history="1" r:id="rId7mjb37sp5x0sjybpzmycr">
+      <w:hyperlink w:history="1" r:id="rIdundxstv9nhabz1ojtvmsw">
         <w:r>
           <w:rPr>
             <w:rStyle w:val="Hyperlink"/>
@@ -530,7 +530,7 @@
       <w:r>
         <w:t xml:space="preserve"> — modifié — </w:t>
       </w:r>
-      <w:hyperlink w:history="1" r:id="rIdqllduv5_5ismrixwlqo7v">
+      <w:hyperlink w:history="1" r:id="rIdcrb8nbo7sa9dchedmhylq">
         <w:r>
           <w:rPr>
             <w:rStyle w:val="Hyperlink"/>
@@ -559,7 +559,7 @@
       <w:r>
         <w:t xml:space="preserve"> — modifié — </w:t>
       </w:r>
-      <w:hyperlink w:history="1" r:id="rIdf3prqwpt5gnhrell-4mtr">
+      <w:hyperlink w:history="1" r:id="rIdtedq_cz3gwpmuvo32bvtl">
         <w:r>
           <w:rPr>
             <w:rStyle w:val="Hyperlink"/>
@@ -596,7 +596,7 @@
       <w:r>
         <w:t xml:space="preserve"> — modifié — </w:t>
       </w:r>
-      <w:hyperlink w:history="1" r:id="rIdeltyghcjebnw-kie8hene">
+      <w:hyperlink w:history="1" r:id="rIdu8ndw-nxtmoyi-ukzu9dj">
         <w:r>
           <w:rPr>
             <w:rStyle w:val="Hyperlink"/>
@@ -633,7 +633,7 @@
       <w:r>
         <w:t xml:space="preserve"> — modifié — </w:t>
       </w:r>
-      <w:hyperlink w:history="1" r:id="rId3kavjajgmzclkjbe2m3ej">
+      <w:hyperlink w:history="1" r:id="rId87qtqyfy_etyhwcm2cix8">
         <w:r>
           <w:rPr>
             <w:rStyle w:val="Hyperlink"/>
@@ -662,7 +662,7 @@
       <w:r>
         <w:t xml:space="preserve"> — modifié — </w:t>
       </w:r>
-      <w:hyperlink w:history="1" r:id="rIdek1ggwx4wfitkem4vhoah">
+      <w:hyperlink w:history="1" r:id="rIdaj23e0i0ueuklb7hmzuyc">
         <w:r>
           <w:rPr>
             <w:rStyle w:val="Hyperlink"/>
@@ -691,7 +691,7 @@
       <w:r>
         <w:t xml:space="preserve"> — modifié — </w:t>
       </w:r>
-      <w:hyperlink w:history="1" r:id="rId_7ij_uuec7rdap5usdbri">
+      <w:hyperlink w:history="1" r:id="rId0mdnmut4vg02yr9rnt3n3">
         <w:r>
           <w:rPr>
             <w:rStyle w:val="Hyperlink"/>
@@ -728,7 +728,7 @@
       <w:r>
         <w:t xml:space="preserve"> — modifié — </w:t>
       </w:r>
-      <w:hyperlink w:history="1" r:id="rId2_blm9i1jh65ig-znmfcj">
+      <w:hyperlink w:history="1" r:id="rIdywurakqrug-khdtdrupzt">
         <w:r>
           <w:rPr>
             <w:rStyle w:val="Hyperlink"/>

--- a/docs/developpement/phases/word/PHASE_50_COMPTEUR_DE_CONSOMMATION_DE_LIA_DANS_LE_BACK_OFFICE.docx
+++ b/docs/developpement/phases/word/PHASE_50_COMPTEUR_DE_CONSOMMATION_DE_LIA_DANS_LE_BACK_OFFICE.docx
@@ -20,7 +20,7 @@
       <w:r>
         <w:t xml:space="preserve">FlaiX Expert · dossier de développement · généré le 2026-10-19 depuis le dépôt </w:t>
       </w:r>
-      <w:hyperlink w:history="1" r:id="rIdusqclx4rijtut7c6jal3y">
+      <w:hyperlink w:history="1" r:id="rId_2wwelj8ufr27gtvhpzwn">
         <w:r>
           <w:rPr>
             <w:rStyle w:val="Hyperlink"/>
@@ -445,7 +445,7 @@
           <w:numId w:val="2"/>
         </w:numPr>
       </w:pPr>
-      <w:hyperlink w:history="1" r:id="rIdskqc25rxz85-qkeevgket">
+      <w:hyperlink w:history="1" r:id="rIdnd4t3hstgrsb_-qjdrokc">
         <w:r>
           <w:rPr>
             <w:rStyle w:val="Hyperlink"/>
@@ -493,7 +493,7 @@
       <w:r>
         <w:t xml:space="preserve"> — créé — </w:t>
       </w:r>
-      <w:hyperlink w:history="1" r:id="rIdundxstv9nhabz1ojtvmsw">
+      <w:hyperlink w:history="1" r:id="rId3ao2yq_o7myjdb7sak0xe">
         <w:r>
           <w:rPr>
             <w:rStyle w:val="Hyperlink"/>
@@ -530,7 +530,7 @@
       <w:r>
         <w:t xml:space="preserve"> — modifié — </w:t>
       </w:r>
-      <w:hyperlink w:history="1" r:id="rIdcrb8nbo7sa9dchedmhylq">
+      <w:hyperlink w:history="1" r:id="rId-o7tobja_ftkm6ic6abhq">
         <w:r>
           <w:rPr>
             <w:rStyle w:val="Hyperlink"/>
@@ -559,7 +559,7 @@
       <w:r>
         <w:t xml:space="preserve"> — modifié — </w:t>
       </w:r>
-      <w:hyperlink w:history="1" r:id="rIdtedq_cz3gwpmuvo32bvtl">
+      <w:hyperlink w:history="1" r:id="rIddefqmejcrboucubrosomb">
         <w:r>
           <w:rPr>
             <w:rStyle w:val="Hyperlink"/>
@@ -596,7 +596,7 @@
       <w:r>
         <w:t xml:space="preserve"> — modifié — </w:t>
       </w:r>
-      <w:hyperlink w:history="1" r:id="rIdu8ndw-nxtmoyi-ukzu9dj">
+      <w:hyperlink w:history="1" r:id="rIdthgqgoq4lj6quq-j_ncfr">
         <w:r>
           <w:rPr>
             <w:rStyle w:val="Hyperlink"/>
@@ -633,7 +633,7 @@
       <w:r>
         <w:t xml:space="preserve"> — modifié — </w:t>
       </w:r>
-      <w:hyperlink w:history="1" r:id="rId87qtqyfy_etyhwcm2cix8">
+      <w:hyperlink w:history="1" r:id="rId6ezqjrq8af4f6qwlmc_bm">
         <w:r>
           <w:rPr>
             <w:rStyle w:val="Hyperlink"/>
@@ -662,7 +662,7 @@
       <w:r>
         <w:t xml:space="preserve"> — modifié — </w:t>
       </w:r>
-      <w:hyperlink w:history="1" r:id="rIdaj23e0i0ueuklb7hmzuyc">
+      <w:hyperlink w:history="1" r:id="rIdpo3bw7lmjjdjrgcai2jyg">
         <w:r>
           <w:rPr>
             <w:rStyle w:val="Hyperlink"/>
@@ -691,7 +691,7 @@
       <w:r>
         <w:t xml:space="preserve"> — modifié — </w:t>
       </w:r>
-      <w:hyperlink w:history="1" r:id="rId0mdnmut4vg02yr9rnt3n3">
+      <w:hyperlink w:history="1" r:id="rIdb3ikee21t58cq0o8s07bi">
         <w:r>
           <w:rPr>
             <w:rStyle w:val="Hyperlink"/>
@@ -728,7 +728,7 @@
       <w:r>
         <w:t xml:space="preserve"> — modifié — </w:t>
       </w:r>
-      <w:hyperlink w:history="1" r:id="rIdywurakqrug-khdtdrupzt">
+      <w:hyperlink w:history="1" r:id="rId1zz2brrruh8k9xecuho_f">
         <w:r>
           <w:rPr>
             <w:rStyle w:val="Hyperlink"/>

--- a/docs/developpement/phases/word/PHASE_50_COMPTEUR_DE_CONSOMMATION_DE_LIA_DANS_LE_BACK_OFFICE.docx
+++ b/docs/developpement/phases/word/PHASE_50_COMPTEUR_DE_CONSOMMATION_DE_LIA_DANS_LE_BACK_OFFICE.docx
@@ -18,9 +18,9 @@
         <w:shd w:fill="F6F3FF" w:color="auto" w:val="clear"/>
       </w:pPr>
       <w:r>
-        <w:t xml:space="preserve">FlaiX Expert · dossier de développement · généré le 2026-10-19 depuis le dépôt </w:t>
-      </w:r>
-      <w:hyperlink w:history="1" r:id="rId_2wwelj8ufr27gtvhpzwn">
+        <w:t xml:space="preserve">FlaiX Expert · dossier de développement · généré le 2026-10-21 depuis le dépôt </w:t>
+      </w:r>
+      <w:hyperlink w:history="1" r:id="rId4ltxznjmso8fppizq4lqt">
         <w:r>
           <w:rPr>
             <w:rStyle w:val="Hyperlink"/>
@@ -445,7 +445,7 @@
           <w:numId w:val="2"/>
         </w:numPr>
       </w:pPr>
-      <w:hyperlink w:history="1" r:id="rIdnd4t3hstgrsb_-qjdrokc">
+      <w:hyperlink w:history="1" r:id="rId_fqa_6zehx87y3qeac7ru">
         <w:r>
           <w:rPr>
             <w:rStyle w:val="Hyperlink"/>
@@ -493,7 +493,7 @@
       <w:r>
         <w:t xml:space="preserve"> — créé — </w:t>
       </w:r>
-      <w:hyperlink w:history="1" r:id="rId3ao2yq_o7myjdb7sak0xe">
+      <w:hyperlink w:history="1" r:id="rIdmbgsukpbovbxnf3gagdxy">
         <w:r>
           <w:rPr>
             <w:rStyle w:val="Hyperlink"/>
@@ -530,7 +530,7 @@
       <w:r>
         <w:t xml:space="preserve"> — modifié — </w:t>
       </w:r>
-      <w:hyperlink w:history="1" r:id="rId-o7tobja_ftkm6ic6abhq">
+      <w:hyperlink w:history="1" r:id="rIdgqyeg1sn2cc7coyjv3zf3">
         <w:r>
           <w:rPr>
             <w:rStyle w:val="Hyperlink"/>
@@ -559,7 +559,7 @@
       <w:r>
         <w:t xml:space="preserve"> — modifié — </w:t>
       </w:r>
-      <w:hyperlink w:history="1" r:id="rIddefqmejcrboucubrosomb">
+      <w:hyperlink w:history="1" r:id="rId_p70qsfdatzadyiuqxxsd">
         <w:r>
           <w:rPr>
             <w:rStyle w:val="Hyperlink"/>
@@ -596,7 +596,7 @@
       <w:r>
         <w:t xml:space="preserve"> — modifié — </w:t>
       </w:r>
-      <w:hyperlink w:history="1" r:id="rIdthgqgoq4lj6quq-j_ncfr">
+      <w:hyperlink w:history="1" r:id="rIdriorzy7suiouuupn4z1vg">
         <w:r>
           <w:rPr>
             <w:rStyle w:val="Hyperlink"/>
@@ -633,7 +633,7 @@
       <w:r>
         <w:t xml:space="preserve"> — modifié — </w:t>
       </w:r>
-      <w:hyperlink w:history="1" r:id="rId6ezqjrq8af4f6qwlmc_bm">
+      <w:hyperlink w:history="1" r:id="rIdd-ukyxjkrdoorvljiplux">
         <w:r>
           <w:rPr>
             <w:rStyle w:val="Hyperlink"/>
@@ -662,7 +662,7 @@
       <w:r>
         <w:t xml:space="preserve"> — modifié — </w:t>
       </w:r>
-      <w:hyperlink w:history="1" r:id="rIdpo3bw7lmjjdjrgcai2jyg">
+      <w:hyperlink w:history="1" r:id="rIdwdqmj24jktqqvqhlzbfuq">
         <w:r>
           <w:rPr>
             <w:rStyle w:val="Hyperlink"/>
@@ -691,7 +691,7 @@
       <w:r>
         <w:t xml:space="preserve"> — modifié — </w:t>
       </w:r>
-      <w:hyperlink w:history="1" r:id="rIdb3ikee21t58cq0o8s07bi">
+      <w:hyperlink w:history="1" r:id="rIdoiyck2ky25__rg8kuh6cr">
         <w:r>
           <w:rPr>
             <w:rStyle w:val="Hyperlink"/>
@@ -728,7 +728,7 @@
       <w:r>
         <w:t xml:space="preserve"> — modifié — </w:t>
       </w:r>
-      <w:hyperlink w:history="1" r:id="rId1zz2brrruh8k9xecuho_f">
+      <w:hyperlink w:history="1" r:id="rIdrtd2j9g40rr-cz0z9cjlk">
         <w:r>
           <w:rPr>
             <w:rStyle w:val="Hyperlink"/>

--- a/docs/developpement/phases/word/PHASE_50_COMPTEUR_DE_CONSOMMATION_DE_LIA_DANS_LE_BACK_OFFICE.docx
+++ b/docs/developpement/phases/word/PHASE_50_COMPTEUR_DE_CONSOMMATION_DE_LIA_DANS_LE_BACK_OFFICE.docx
@@ -20,7 +20,7 @@
       <w:r>
         <w:t xml:space="preserve">FlaiX Expert · dossier de développement · généré le 2026-10-21 depuis le dépôt </w:t>
       </w:r>
-      <w:hyperlink w:history="1" r:id="rId4ltxznjmso8fppizq4lqt">
+      <w:hyperlink w:history="1" r:id="rIdqt_w9mm8ethpekabhbicz">
         <w:r>
           <w:rPr>
             <w:rStyle w:val="Hyperlink"/>
@@ -445,7 +445,7 @@
           <w:numId w:val="2"/>
         </w:numPr>
       </w:pPr>
-      <w:hyperlink w:history="1" r:id="rId_fqa_6zehx87y3qeac7ru">
+      <w:hyperlink w:history="1" r:id="rIdvl8-xfesmymdrcve3pb13">
         <w:r>
           <w:rPr>
             <w:rStyle w:val="Hyperlink"/>
@@ -493,7 +493,7 @@
       <w:r>
         <w:t xml:space="preserve"> — créé — </w:t>
       </w:r>
-      <w:hyperlink w:history="1" r:id="rIdmbgsukpbovbxnf3gagdxy">
+      <w:hyperlink w:history="1" r:id="rId7fmtxpu1dpvwc--q4jb2w">
         <w:r>
           <w:rPr>
             <w:rStyle w:val="Hyperlink"/>
@@ -530,7 +530,7 @@
       <w:r>
         <w:t xml:space="preserve"> — modifié — </w:t>
       </w:r>
-      <w:hyperlink w:history="1" r:id="rIdgqyeg1sn2cc7coyjv3zf3">
+      <w:hyperlink w:history="1" r:id="rIdxjouofn-moknrwdnwumbd">
         <w:r>
           <w:rPr>
             <w:rStyle w:val="Hyperlink"/>
@@ -559,7 +559,7 @@
       <w:r>
         <w:t xml:space="preserve"> — modifié — </w:t>
       </w:r>
-      <w:hyperlink w:history="1" r:id="rId_p70qsfdatzadyiuqxxsd">
+      <w:hyperlink w:history="1" r:id="rIdasgdqfceain6plj07ufbw">
         <w:r>
           <w:rPr>
             <w:rStyle w:val="Hyperlink"/>
@@ -596,7 +596,7 @@
       <w:r>
         <w:t xml:space="preserve"> — modifié — </w:t>
       </w:r>
-      <w:hyperlink w:history="1" r:id="rIdriorzy7suiouuupn4z1vg">
+      <w:hyperlink w:history="1" r:id="rIdheaffrxfk99lkg7ejb_4s">
         <w:r>
           <w:rPr>
             <w:rStyle w:val="Hyperlink"/>
@@ -633,7 +633,7 @@
       <w:r>
         <w:t xml:space="preserve"> — modifié — </w:t>
       </w:r>
-      <w:hyperlink w:history="1" r:id="rIdd-ukyxjkrdoorvljiplux">
+      <w:hyperlink w:history="1" r:id="rIdu-va_u7qmlr6svs2m6y49">
         <w:r>
           <w:rPr>
             <w:rStyle w:val="Hyperlink"/>
@@ -662,7 +662,7 @@
       <w:r>
         <w:t xml:space="preserve"> — modifié — </w:t>
       </w:r>
-      <w:hyperlink w:history="1" r:id="rIdwdqmj24jktqqvqhlzbfuq">
+      <w:hyperlink w:history="1" r:id="rIdctnz5hojrwi_thi8fwng8">
         <w:r>
           <w:rPr>
             <w:rStyle w:val="Hyperlink"/>
@@ -691,7 +691,7 @@
       <w:r>
         <w:t xml:space="preserve"> — modifié — </w:t>
       </w:r>
-      <w:hyperlink w:history="1" r:id="rIdoiyck2ky25__rg8kuh6cr">
+      <w:hyperlink w:history="1" r:id="rIdtt3xwft6ln3ikfyu1-hog">
         <w:r>
           <w:rPr>
             <w:rStyle w:val="Hyperlink"/>
@@ -728,7 +728,7 @@
       <w:r>
         <w:t xml:space="preserve"> — modifié — </w:t>
       </w:r>
-      <w:hyperlink w:history="1" r:id="rIdrtd2j9g40rr-cz0z9cjlk">
+      <w:hyperlink w:history="1" r:id="rIdzcclow-chtkjg1ra1_46y">
         <w:r>
           <w:rPr>
             <w:rStyle w:val="Hyperlink"/>

--- a/docs/developpement/phases/word/PHASE_50_COMPTEUR_DE_CONSOMMATION_DE_LIA_DANS_LE_BACK_OFFICE.docx
+++ b/docs/developpement/phases/word/PHASE_50_COMPTEUR_DE_CONSOMMATION_DE_LIA_DANS_LE_BACK_OFFICE.docx
@@ -18,9 +18,9 @@
         <w:shd w:fill="F6F3FF" w:color="auto" w:val="clear"/>
       </w:pPr>
       <w:r>
-        <w:t xml:space="preserve">FlaiX Expert · dossier de développement · généré le 2026-10-21 depuis le dépôt </w:t>
-      </w:r>
-      <w:hyperlink w:history="1" r:id="rIdqt_w9mm8ethpekabhbicz">
+        <w:t xml:space="preserve">FlaiX Expert · dossier de développement · généré le 2026-10-23 depuis le dépôt </w:t>
+      </w:r>
+      <w:hyperlink w:history="1" r:id="rIddy1li8o0mnkkqknap_wlt">
         <w:r>
           <w:rPr>
             <w:rStyle w:val="Hyperlink"/>
@@ -445,7 +445,7 @@
           <w:numId w:val="2"/>
         </w:numPr>
       </w:pPr>
-      <w:hyperlink w:history="1" r:id="rIdvl8-xfesmymdrcve3pb13">
+      <w:hyperlink w:history="1" r:id="rIdgh5iaicpd0thwvvkyvlhk">
         <w:r>
           <w:rPr>
             <w:rStyle w:val="Hyperlink"/>
@@ -493,7 +493,7 @@
       <w:r>
         <w:t xml:space="preserve"> — créé — </w:t>
       </w:r>
-      <w:hyperlink w:history="1" r:id="rId7fmtxpu1dpvwc--q4jb2w">
+      <w:hyperlink w:history="1" r:id="rIdylppod1m-xykwpqmpq-1r">
         <w:r>
           <w:rPr>
             <w:rStyle w:val="Hyperlink"/>
@@ -530,7 +530,7 @@
       <w:r>
         <w:t xml:space="preserve"> — modifié — </w:t>
       </w:r>
-      <w:hyperlink w:history="1" r:id="rIdxjouofn-moknrwdnwumbd">
+      <w:hyperlink w:history="1" r:id="rIdbcl1uwefmqf-ifnz0ql5a">
         <w:r>
           <w:rPr>
             <w:rStyle w:val="Hyperlink"/>
@@ -559,7 +559,7 @@
       <w:r>
         <w:t xml:space="preserve"> — modifié — </w:t>
       </w:r>
-      <w:hyperlink w:history="1" r:id="rIdasgdqfceain6plj07ufbw">
+      <w:hyperlink w:history="1" r:id="rIdytyzfbszw3qg92gmyqmcc">
         <w:r>
           <w:rPr>
             <w:rStyle w:val="Hyperlink"/>
@@ -596,7 +596,7 @@
       <w:r>
         <w:t xml:space="preserve"> — modifié — </w:t>
       </w:r>
-      <w:hyperlink w:history="1" r:id="rIdheaffrxfk99lkg7ejb_4s">
+      <w:hyperlink w:history="1" r:id="rId9dhbyoz4gsm1mmzscl-ul">
         <w:r>
           <w:rPr>
             <w:rStyle w:val="Hyperlink"/>
@@ -633,7 +633,7 @@
       <w:r>
         <w:t xml:space="preserve"> — modifié — </w:t>
       </w:r>
-      <w:hyperlink w:history="1" r:id="rIdu-va_u7qmlr6svs2m6y49">
+      <w:hyperlink w:history="1" r:id="rIdujnzf0hzcrkplxe072pup">
         <w:r>
           <w:rPr>
             <w:rStyle w:val="Hyperlink"/>
@@ -662,7 +662,7 @@
       <w:r>
         <w:t xml:space="preserve"> — modifié — </w:t>
       </w:r>
-      <w:hyperlink w:history="1" r:id="rIdctnz5hojrwi_thi8fwng8">
+      <w:hyperlink w:history="1" r:id="rIdvf6kqqlldqk1mwhygz29x">
         <w:r>
           <w:rPr>
             <w:rStyle w:val="Hyperlink"/>
@@ -691,7 +691,7 @@
       <w:r>
         <w:t xml:space="preserve"> — modifié — </w:t>
       </w:r>
-      <w:hyperlink w:history="1" r:id="rIdtt3xwft6ln3ikfyu1-hog">
+      <w:hyperlink w:history="1" r:id="rIdxzg6ygpzww1kncmkdxjl4">
         <w:r>
           <w:rPr>
             <w:rStyle w:val="Hyperlink"/>
@@ -728,7 +728,7 @@
       <w:r>
         <w:t xml:space="preserve"> — modifié — </w:t>
       </w:r>
-      <w:hyperlink w:history="1" r:id="rIdzcclow-chtkjg1ra1_46y">
+      <w:hyperlink w:history="1" r:id="rIdhiogpmok9zepiyrn8amzq">
         <w:r>
           <w:rPr>
             <w:rStyle w:val="Hyperlink"/>

--- a/docs/developpement/phases/word/PHASE_50_COMPTEUR_DE_CONSOMMATION_DE_LIA_DANS_LE_BACK_OFFICE.docx
+++ b/docs/developpement/phases/word/PHASE_50_COMPTEUR_DE_CONSOMMATION_DE_LIA_DANS_LE_BACK_OFFICE.docx
@@ -18,9 +18,9 @@
         <w:shd w:fill="F6F3FF" w:color="auto" w:val="clear"/>
       </w:pPr>
       <w:r>
-        <w:t xml:space="preserve">FlaiX Expert · dossier de développement · généré le 2026-10-23 depuis le dépôt </w:t>
-      </w:r>
-      <w:hyperlink w:history="1" r:id="rIddy1li8o0mnkkqknap_wlt">
+        <w:t xml:space="preserve">FlaiX Expert · dossier de développement · généré le 2026-10-24 depuis le dépôt </w:t>
+      </w:r>
+      <w:hyperlink w:history="1" r:id="rIdlyi5xmi3xtcqa3x6xviul">
         <w:r>
           <w:rPr>
             <w:rStyle w:val="Hyperlink"/>
@@ -445,7 +445,7 @@
           <w:numId w:val="2"/>
         </w:numPr>
       </w:pPr>
-      <w:hyperlink w:history="1" r:id="rIdgh5iaicpd0thwvvkyvlhk">
+      <w:hyperlink w:history="1" r:id="rIdipc9_0hj2plu7yvd8z3o2">
         <w:r>
           <w:rPr>
             <w:rStyle w:val="Hyperlink"/>
@@ -493,7 +493,7 @@
       <w:r>
         <w:t xml:space="preserve"> — créé — </w:t>
       </w:r>
-      <w:hyperlink w:history="1" r:id="rIdylppod1m-xykwpqmpq-1r">
+      <w:hyperlink w:history="1" r:id="rId6rblc5m4yuspzvqapt6wv">
         <w:r>
           <w:rPr>
             <w:rStyle w:val="Hyperlink"/>
@@ -530,7 +530,7 @@
       <w:r>
         <w:t xml:space="preserve"> — modifié — </w:t>
       </w:r>
-      <w:hyperlink w:history="1" r:id="rIdbcl1uwefmqf-ifnz0ql5a">
+      <w:hyperlink w:history="1" r:id="rIdnrhkarlbrqw-8h46v1n6p">
         <w:r>
           <w:rPr>
             <w:rStyle w:val="Hyperlink"/>
@@ -559,7 +559,7 @@
       <w:r>
         <w:t xml:space="preserve"> — modifié — </w:t>
       </w:r>
-      <w:hyperlink w:history="1" r:id="rIdytyzfbszw3qg92gmyqmcc">
+      <w:hyperlink w:history="1" r:id="rIdyumnqsxwq6pdigpazw6xq">
         <w:r>
           <w:rPr>
             <w:rStyle w:val="Hyperlink"/>
@@ -596,7 +596,7 @@
       <w:r>
         <w:t xml:space="preserve"> — modifié — </w:t>
       </w:r>
-      <w:hyperlink w:history="1" r:id="rId9dhbyoz4gsm1mmzscl-ul">
+      <w:hyperlink w:history="1" r:id="rIdh8oyubbvkug5bz46qk-sv">
         <w:r>
           <w:rPr>
             <w:rStyle w:val="Hyperlink"/>
@@ -633,7 +633,7 @@
       <w:r>
         <w:t xml:space="preserve"> — modifié — </w:t>
       </w:r>
-      <w:hyperlink w:history="1" r:id="rIdujnzf0hzcrkplxe072pup">
+      <w:hyperlink w:history="1" r:id="rIdtkucnrjcrxgrbtihlp3wn">
         <w:r>
           <w:rPr>
             <w:rStyle w:val="Hyperlink"/>
@@ -662,7 +662,7 @@
       <w:r>
         <w:t xml:space="preserve"> — modifié — </w:t>
       </w:r>
-      <w:hyperlink w:history="1" r:id="rIdvf6kqqlldqk1mwhygz29x">
+      <w:hyperlink w:history="1" r:id="rIdr8nylaxzff4s04rryrube">
         <w:r>
           <w:rPr>
             <w:rStyle w:val="Hyperlink"/>
@@ -691,7 +691,7 @@
       <w:r>
         <w:t xml:space="preserve"> — modifié — </w:t>
       </w:r>
-      <w:hyperlink w:history="1" r:id="rIdxzg6ygpzww1kncmkdxjl4">
+      <w:hyperlink w:history="1" r:id="rId4kcsdu0c94dxbxwiyykps">
         <w:r>
           <w:rPr>
             <w:rStyle w:val="Hyperlink"/>
@@ -728,7 +728,7 @@
       <w:r>
         <w:t xml:space="preserve"> — modifié — </w:t>
       </w:r>
-      <w:hyperlink w:history="1" r:id="rIdhiogpmok9zepiyrn8amzq">
+      <w:hyperlink w:history="1" r:id="rIdgoyjh2sgatcuahtribmyb">
         <w:r>
           <w:rPr>
             <w:rStyle w:val="Hyperlink"/>

--- a/docs/developpement/phases/word/PHASE_50_COMPTEUR_DE_CONSOMMATION_DE_LIA_DANS_LE_BACK_OFFICE.docx
+++ b/docs/developpement/phases/word/PHASE_50_COMPTEUR_DE_CONSOMMATION_DE_LIA_DANS_LE_BACK_OFFICE.docx
@@ -18,9 +18,9 @@
         <w:shd w:fill="F6F3FF" w:color="auto" w:val="clear"/>
       </w:pPr>
       <w:r>
-        <w:t xml:space="preserve">FlaiX Expert · dossier de développement · généré le 2026-10-24 depuis le dépôt </w:t>
-      </w:r>
-      <w:hyperlink w:history="1" r:id="rIdlyi5xmi3xtcqa3x6xviul">
+        <w:t xml:space="preserve">FlaiX Expert · dossier de développement · généré le 2026-10-25 depuis le dépôt </w:t>
+      </w:r>
+      <w:hyperlink w:history="1" r:id="rIdsjecaemfji3_ldutqc69x">
         <w:r>
           <w:rPr>
             <w:rStyle w:val="Hyperlink"/>
@@ -445,7 +445,7 @@
           <w:numId w:val="2"/>
         </w:numPr>
       </w:pPr>
-      <w:hyperlink w:history="1" r:id="rIdipc9_0hj2plu7yvd8z3o2">
+      <w:hyperlink w:history="1" r:id="rId_vyywuefiwe4emiytcwsj">
         <w:r>
           <w:rPr>
             <w:rStyle w:val="Hyperlink"/>
@@ -493,7 +493,7 @@
       <w:r>
         <w:t xml:space="preserve"> — créé — </w:t>
       </w:r>
-      <w:hyperlink w:history="1" r:id="rId6rblc5m4yuspzvqapt6wv">
+      <w:hyperlink w:history="1" r:id="rId0_0uit67xuhclfg9i6vnw">
         <w:r>
           <w:rPr>
             <w:rStyle w:val="Hyperlink"/>
@@ -530,7 +530,7 @@
       <w:r>
         <w:t xml:space="preserve"> — modifié — </w:t>
       </w:r>
-      <w:hyperlink w:history="1" r:id="rIdnrhkarlbrqw-8h46v1n6p">
+      <w:hyperlink w:history="1" r:id="rIdc-p3jg3bt_nzbyhjgugjk">
         <w:r>
           <w:rPr>
             <w:rStyle w:val="Hyperlink"/>
@@ -559,7 +559,7 @@
       <w:r>
         <w:t xml:space="preserve"> — modifié — </w:t>
       </w:r>
-      <w:hyperlink w:history="1" r:id="rIdyumnqsxwq6pdigpazw6xq">
+      <w:hyperlink w:history="1" r:id="rIdbrwhljrhpkp1cu52ia8lx">
         <w:r>
           <w:rPr>
             <w:rStyle w:val="Hyperlink"/>
@@ -596,7 +596,7 @@
       <w:r>
         <w:t xml:space="preserve"> — modifié — </w:t>
       </w:r>
-      <w:hyperlink w:history="1" r:id="rIdh8oyubbvkug5bz46qk-sv">
+      <w:hyperlink w:history="1" r:id="rIdlgvt6z2udv2ymqnpwfgb6">
         <w:r>
           <w:rPr>
             <w:rStyle w:val="Hyperlink"/>
@@ -633,7 +633,7 @@
       <w:r>
         <w:t xml:space="preserve"> — modifié — </w:t>
       </w:r>
-      <w:hyperlink w:history="1" r:id="rIdtkucnrjcrxgrbtihlp3wn">
+      <w:hyperlink w:history="1" r:id="rIdopmy5pu9yhutfsualqmhf">
         <w:r>
           <w:rPr>
             <w:rStyle w:val="Hyperlink"/>
@@ -662,7 +662,7 @@
       <w:r>
         <w:t xml:space="preserve"> — modifié — </w:t>
       </w:r>
-      <w:hyperlink w:history="1" r:id="rIdr8nylaxzff4s04rryrube">
+      <w:hyperlink w:history="1" r:id="rId_o7nm_upmae_norwds4tp">
         <w:r>
           <w:rPr>
             <w:rStyle w:val="Hyperlink"/>
@@ -691,7 +691,7 @@
       <w:r>
         <w:t xml:space="preserve"> — modifié — </w:t>
       </w:r>
-      <w:hyperlink w:history="1" r:id="rId4kcsdu0c94dxbxwiyykps">
+      <w:hyperlink w:history="1" r:id="rIdvexuuammoruqjzb-kgitq">
         <w:r>
           <w:rPr>
             <w:rStyle w:val="Hyperlink"/>
@@ -728,7 +728,7 @@
       <w:r>
         <w:t xml:space="preserve"> — modifié — </w:t>
       </w:r>
-      <w:hyperlink w:history="1" r:id="rIdgoyjh2sgatcuahtribmyb">
+      <w:hyperlink w:history="1" r:id="rIdm4tps3u9e12onim0kuv-9">
         <w:r>
           <w:rPr>
             <w:rStyle w:val="Hyperlink"/>

--- a/docs/developpement/phases/word/PHASE_50_COMPTEUR_DE_CONSOMMATION_DE_LIA_DANS_LE_BACK_OFFICE.docx
+++ b/docs/developpement/phases/word/PHASE_50_COMPTEUR_DE_CONSOMMATION_DE_LIA_DANS_LE_BACK_OFFICE.docx
@@ -20,7 +20,7 @@
       <w:r>
         <w:t xml:space="preserve">FlaiX Expert · dossier de développement · généré le 2026-10-25 depuis le dépôt </w:t>
       </w:r>
-      <w:hyperlink w:history="1" r:id="rIdsjecaemfji3_ldutqc69x">
+      <w:hyperlink w:history="1" r:id="rIdilqvnxumpfs4ovj8hf_ib">
         <w:r>
           <w:rPr>
             <w:rStyle w:val="Hyperlink"/>
@@ -445,7 +445,7 @@
           <w:numId w:val="2"/>
         </w:numPr>
       </w:pPr>
-      <w:hyperlink w:history="1" r:id="rId_vyywuefiwe4emiytcwsj">
+      <w:hyperlink w:history="1" r:id="rId1vqw5w65c7uq5tnd6i0yg">
         <w:r>
           <w:rPr>
             <w:rStyle w:val="Hyperlink"/>
@@ -493,7 +493,7 @@
       <w:r>
         <w:t xml:space="preserve"> — créé — </w:t>
       </w:r>
-      <w:hyperlink w:history="1" r:id="rId0_0uit67xuhclfg9i6vnw">
+      <w:hyperlink w:history="1" r:id="rIdrbmakmyvnsv0ffhj5u_nr">
         <w:r>
           <w:rPr>
             <w:rStyle w:val="Hyperlink"/>
@@ -530,7 +530,7 @@
       <w:r>
         <w:t xml:space="preserve"> — modifié — </w:t>
       </w:r>
-      <w:hyperlink w:history="1" r:id="rIdc-p3jg3bt_nzbyhjgugjk">
+      <w:hyperlink w:history="1" r:id="rIdjzrwzlymmnwh7ofrqapxk">
         <w:r>
           <w:rPr>
             <w:rStyle w:val="Hyperlink"/>
@@ -559,7 +559,7 @@
       <w:r>
         <w:t xml:space="preserve"> — modifié — </w:t>
       </w:r>
-      <w:hyperlink w:history="1" r:id="rIdbrwhljrhpkp1cu52ia8lx">
+      <w:hyperlink w:history="1" r:id="rIdjw7oeychos6hy70pp7msl">
         <w:r>
           <w:rPr>
             <w:rStyle w:val="Hyperlink"/>
@@ -596,7 +596,7 @@
       <w:r>
         <w:t xml:space="preserve"> — modifié — </w:t>
       </w:r>
-      <w:hyperlink w:history="1" r:id="rIdlgvt6z2udv2ymqnpwfgb6">
+      <w:hyperlink w:history="1" r:id="rIddjnvq7djamotdl4rnmv0f">
         <w:r>
           <w:rPr>
             <w:rStyle w:val="Hyperlink"/>
@@ -633,7 +633,7 @@
       <w:r>
         <w:t xml:space="preserve"> — modifié — </w:t>
       </w:r>
-      <w:hyperlink w:history="1" r:id="rIdopmy5pu9yhutfsualqmhf">
+      <w:hyperlink w:history="1" r:id="rIdanb45ip9qgwis1hyqvzwf">
         <w:r>
           <w:rPr>
             <w:rStyle w:val="Hyperlink"/>
@@ -662,7 +662,7 @@
       <w:r>
         <w:t xml:space="preserve"> — modifié — </w:t>
       </w:r>
-      <w:hyperlink w:history="1" r:id="rId_o7nm_upmae_norwds4tp">
+      <w:hyperlink w:history="1" r:id="rIdfub1lbnpigc28opvdkmtw">
         <w:r>
           <w:rPr>
             <w:rStyle w:val="Hyperlink"/>
@@ -691,7 +691,7 @@
       <w:r>
         <w:t xml:space="preserve"> — modifié — </w:t>
       </w:r>
-      <w:hyperlink w:history="1" r:id="rIdvexuuammoruqjzb-kgitq">
+      <w:hyperlink w:history="1" r:id="rIdn8cgrz1vziua3wgq0afrh">
         <w:r>
           <w:rPr>
             <w:rStyle w:val="Hyperlink"/>
@@ -728,7 +728,7 @@
       <w:r>
         <w:t xml:space="preserve"> — modifié — </w:t>
       </w:r>
-      <w:hyperlink w:history="1" r:id="rIdm4tps3u9e12onim0kuv-9">
+      <w:hyperlink w:history="1" r:id="rIduh9drezlgbgcgjd12cddp">
         <w:r>
           <w:rPr>
             <w:rStyle w:val="Hyperlink"/>

--- a/docs/developpement/phases/word/PHASE_50_COMPTEUR_DE_CONSOMMATION_DE_LIA_DANS_LE_BACK_OFFICE.docx
+++ b/docs/developpement/phases/word/PHASE_50_COMPTEUR_DE_CONSOMMATION_DE_LIA_DANS_LE_BACK_OFFICE.docx
@@ -20,7 +20,7 @@
       <w:r>
         <w:t xml:space="preserve">FlaiX Expert · dossier de développement · généré le 2026-10-25 depuis le dépôt </w:t>
       </w:r>
-      <w:hyperlink w:history="1" r:id="rIdilqvnxumpfs4ovj8hf_ib">
+      <w:hyperlink w:history="1" r:id="rId7ehhr20dkrno4l0spnj8l">
         <w:r>
           <w:rPr>
             <w:rStyle w:val="Hyperlink"/>
@@ -445,7 +445,7 @@
           <w:numId w:val="2"/>
         </w:numPr>
       </w:pPr>
-      <w:hyperlink w:history="1" r:id="rId1vqw5w65c7uq5tnd6i0yg">
+      <w:hyperlink w:history="1" r:id="rIdkw6bgsnpiz18mw9iuoz8z">
         <w:r>
           <w:rPr>
             <w:rStyle w:val="Hyperlink"/>
@@ -493,7 +493,7 @@
       <w:r>
         <w:t xml:space="preserve"> — créé — </w:t>
       </w:r>
-      <w:hyperlink w:history="1" r:id="rIdrbmakmyvnsv0ffhj5u_nr">
+      <w:hyperlink w:history="1" r:id="rIddgvjarxhvk4rvr4-odjb-">
         <w:r>
           <w:rPr>
             <w:rStyle w:val="Hyperlink"/>
@@ -530,7 +530,7 @@
       <w:r>
         <w:t xml:space="preserve"> — modifié — </w:t>
       </w:r>
-      <w:hyperlink w:history="1" r:id="rIdjzrwzlymmnwh7ofrqapxk">
+      <w:hyperlink w:history="1" r:id="rIddojkcylltntdulzrcwgcp">
         <w:r>
           <w:rPr>
             <w:rStyle w:val="Hyperlink"/>
@@ -559,7 +559,7 @@
       <w:r>
         <w:t xml:space="preserve"> — modifié — </w:t>
       </w:r>
-      <w:hyperlink w:history="1" r:id="rIdjw7oeychos6hy70pp7msl">
+      <w:hyperlink w:history="1" r:id="rId0p_ab1daiv9batynqh-i5">
         <w:r>
           <w:rPr>
             <w:rStyle w:val="Hyperlink"/>
@@ -596,7 +596,7 @@
       <w:r>
         <w:t xml:space="preserve"> — modifié — </w:t>
       </w:r>
-      <w:hyperlink w:history="1" r:id="rIddjnvq7djamotdl4rnmv0f">
+      <w:hyperlink w:history="1" r:id="rIdkcenr7gmgv5f7emdkmidu">
         <w:r>
           <w:rPr>
             <w:rStyle w:val="Hyperlink"/>
@@ -633,7 +633,7 @@
       <w:r>
         <w:t xml:space="preserve"> — modifié — </w:t>
       </w:r>
-      <w:hyperlink w:history="1" r:id="rIdanb45ip9qgwis1hyqvzwf">
+      <w:hyperlink w:history="1" r:id="rIdg69tj7cygpwffwwgkdjgu">
         <w:r>
           <w:rPr>
             <w:rStyle w:val="Hyperlink"/>
@@ -662,7 +662,7 @@
       <w:r>
         <w:t xml:space="preserve"> — modifié — </w:t>
       </w:r>
-      <w:hyperlink w:history="1" r:id="rIdfub1lbnpigc28opvdkmtw">
+      <w:hyperlink w:history="1" r:id="rIdcwnwq6i3lu6_auxluf31r">
         <w:r>
           <w:rPr>
             <w:rStyle w:val="Hyperlink"/>
@@ -691,7 +691,7 @@
       <w:r>
         <w:t xml:space="preserve"> — modifié — </w:t>
       </w:r>
-      <w:hyperlink w:history="1" r:id="rIdn8cgrz1vziua3wgq0afrh">
+      <w:hyperlink w:history="1" r:id="rIdv46grjpu0iiopjvvarmia">
         <w:r>
           <w:rPr>
             <w:rStyle w:val="Hyperlink"/>
@@ -728,7 +728,7 @@
       <w:r>
         <w:t xml:space="preserve"> — modifié — </w:t>
       </w:r>
-      <w:hyperlink w:history="1" r:id="rIduh9drezlgbgcgjd12cddp">
+      <w:hyperlink w:history="1" r:id="rId9moluadx8qiqg-yadoyej">
         <w:r>
           <w:rPr>
             <w:rStyle w:val="Hyperlink"/>
